--- a/docs/SESSION_AUDIT_GNI_S40.docx
+++ b/docs/SESSION_AUDIT_GNI_S40.docx
@@ -301,7 +301,7 @@
                 <w:sz w:val="20"/>
                 <w:szCs w:val="20"/>
               </w:rPr>
-              <w:t xml:space="preserve">~21 across the full session; this arc: 9 (B1 x3, B3 x2, sources, GNI-R-242, LR-101 sync, LR-102-105)</w:t>
+              <w:t xml:space="preserve">~21 across the full session; this arc: 9 (B1 x3, B3 x2, sources, GNI-R-242, GNI-L-015 sync, GNI-L-007-105)</w:t>
             </w:r>
           </w:p>
         </w:tc>
@@ -484,7 +484,7 @@
                 <w:sz w:val="20"/>
                 <w:szCs w:val="20"/>
               </w:rPr>
-              <w:t xml:space="preserve">4bbf0db — LR-102 through LR-105 behavioral lessons</w:t>
+              <w:t xml:space="preserve">4bbf0db — GNI-L-007 through GNI-L-010 behavioral lessons</w:t>
             </w:r>
           </w:p>
         </w:tc>
@@ -1117,7 +1117,7 @@
                 <w:sz w:val="20"/>
                 <w:szCs w:val="20"/>
               </w:rPr>
-              <w:t xml:space="preserve">sync LR-101 line into preflight.sh (drift fix)</w:t>
+              <w:t xml:space="preserve">sync GNI-L-015 line into preflight.sh (drift fix)</w:t>
             </w:r>
           </w:p>
         </w:tc>
@@ -1177,7 +1177,7 @@
                 <w:sz w:val="20"/>
                 <w:szCs w:val="20"/>
               </w:rPr>
-              <w:t xml:space="preserve">LR-102 through LR-105 — S40 behavioral lessons</w:t>
+              <w:t xml:space="preserve">GNI-L-007 through GNI-L-010 — S40 behavioral lessons</w:t>
             </w:r>
           </w:p>
         </w:tc>
@@ -1376,7 +1376,7 @@
           <w:sz w:val="22"/>
           <w:szCs w:val="22"/>
         </w:rPr>
-        <w:t xml:space="preserve">GNI-R-242 (fix = hypothesis until verified against live data) and LR-102 through LR-105 (confidence-is-a-signal-to-slow-down; real-data-over-constructed-tests; rank-by-blast-radius; protect-future-over-momentum). LR-101 line synced into preflight.sh to match the pre-commit hook. These encode the session's hard-won discipline as imperatives the next instance executes — not narrative it reads about.</w:t>
+        <w:t xml:space="preserve">GNI-R-242 (fix = hypothesis until verified against live data) and GNI-L-007 through GNI-L-010 (confidence-is-a-signal-to-slow-down; real-data-over-constructed-tests; rank-by-blast-radius; protect-future-over-momentum). GNI-L-015 line synced into preflight.sh to match the pre-commit hook. These encode the session's hard-won discipline as imperatives the next instance executes — not narrative it reads about.</w:t>
       </w:r>
     </w:p>
     <w:p>
@@ -1404,7 +1404,7 @@
           <w:sz w:val="22"/>
           <w:szCs w:val="22"/>
         </w:rPr>
-        <w:t xml:space="preserve">Adding two REAL live-feed headlines as extractor test cases exposed a genuine bug: the word-boundary regex misses POSSESSIVE entities ('Japan's', 'Lebanon's') — the trailing boundary fails when 's is attached. Real headlines use possessives constantly, so the extractor silently drops those entities. The constructed 8/8 tests never used a possessive — GNI-R-242 demonstrated live (test-clean was not proven-working). Decision: reverted to honest 8/8 (the broken cases were never committed) and logged the bug as a HIGH-PRIORITY S41 fix with over-match warnings, rather than hot-fixing the core regex at the tail of a long session. A codebase must never lie about what it can do (LR-105).</w:t>
+        <w:t xml:space="preserve">Adding two REAL live-feed headlines as extractor test cases exposed a genuine bug: the word-boundary regex misses POSSESSIVE entities ('Japan's', 'Lebanon's') — the trailing boundary fails when 's is attached. Real headlines use possessives constantly, so the extractor silently drops those entities. The constructed 8/8 tests never used a possessive — GNI-R-242 demonstrated live (test-clean was not proven-working). Decision: reverted to honest 8/8 (the broken cases were never committed) and logged the bug as a HIGH-PRIORITY S41 fix with over-match warnings, rather than hot-fixing the core regex at the tail of a long session. A codebase must never lie about what it can do (GNI-L-010).</w:t>
       </w:r>
     </w:p>
     <w:p>
@@ -1432,7 +1432,7 @@
           <w:sz w:val="22"/>
           <w:szCs w:val="22"/>
         </w:rPr>
-        <w:t xml:space="preserve">None this arc. B3's schema change (ALTER TABLE pipeline_articles ADD COLUMN entities jsonb) was deliberately HELD for a fresh session — schema-change-via-corrupting-terminal at the tail of a long session is the one combination to avoid (LR-104). The hard reasoning was banked in self-proving standalone modules so the S41 wiring is low-context plumbing.</w:t>
+        <w:t xml:space="preserve">None this arc. B3's schema change (ALTER TABLE pipeline_articles ADD COLUMN entities jsonb) was deliberately HELD for a fresh session — schema-change-via-corrupting-terminal at the tail of a long session is the one combination to avoid (GNI-L-009). The hard reasoning was banked in self-proving standalone modules so the S41 wiring is low-context plumbing.</w:t>
       </w:r>
     </w:p>
     <w:p>
